--- a/Unit1/Assessments/Quiz08_Shiny_Packaging_Deployment.docx
+++ b/Unit1/Assessments/Quiz08_Shiny_Packaging_Deployment.docx
@@ -311,7 +311,7 @@
           <w:i/>
           <w:sz w:val="22"/>
         </w:rPr>
-        <w:t>(Short Answer)</w:t>
+        <w:t>(True/False)</w:t>
       </w:r>
     </w:p>
     <w:p>
@@ -319,47 +319,7 @@
         <w:spacing w:after="120"/>
       </w:pPr>
       <w:r>
-        <w:t>Explain in 1–2 sentences why system.file() should be used to locate package files at runtime instead of constructing paths manually.</w:t>
-      </w:r>
-    </w:p>
-    <w:p>
-      <w:pPr>
-        <w:spacing w:after="0" w:before="0"/>
-      </w:pPr>
-    </w:p>
-    <w:p>
-      <w:pPr>
-        <w:spacing w:after="0" w:before="0"/>
-      </w:pPr>
-    </w:p>
-    <w:p>
-      <w:pPr>
-        <w:spacing w:after="0" w:before="0"/>
-      </w:pPr>
-    </w:p>
-    <w:p/>
-    <w:p>
-      <w:r>
-        <w:rPr>
-          <w:b/>
-          <w:sz w:val="22"/>
-        </w:rPr>
-        <w:t xml:space="preserve">Question 5 </w:t>
-      </w:r>
-      <w:r>
-        <w:rPr>
-          <w:i/>
-          <w:sz w:val="22"/>
-        </w:rPr>
-        <w:t>(Multiple Choice)</w:t>
-      </w:r>
-    </w:p>
-    <w:p>
-      <w:pPr>
-        <w:spacing w:after="120"/>
-      </w:pPr>
-      <w:r>
-        <w:t>When deploying a packaged Shiny app to shinyapps.io, what must be true about the deployment compared to local development?</w:t>
+        <w:t>True or False: system.file() should be used to locate package files at runtime because it resolves the correct installed path regardless of platform, R version, or library location.</w:t>
       </w:r>
     </w:p>
     <w:p>
@@ -374,7 +334,7 @@
         <w:t xml:space="preserve">A)  </w:t>
       </w:r>
       <w:r>
-        <w:t>The deployed app will automatically have access to all packages on your local machine</w:t>
+        <w:t>True</w:t>
       </w:r>
     </w:p>
     <w:p>
@@ -389,37 +349,7 @@
         <w:t xml:space="preserve">B)  </w:t>
       </w:r>
       <w:r>
-        <w:t>All dependencies must be explicitly declared, since the server installs them fresh from DESCRIPTION</w:t>
-      </w:r>
-    </w:p>
-    <w:p>
-      <w:pPr>
-        <w:spacing w:after="40"/>
-        <w:ind w:left="576"/>
-      </w:pPr>
-      <w:r>
-        <w:rPr>
-          <w:b/>
-        </w:rPr>
-        <w:t xml:space="preserve">C)  </w:t>
-      </w:r>
-      <w:r>
-        <w:t>The server uses Docker, so no R packages are needed</w:t>
-      </w:r>
-    </w:p>
-    <w:p>
-      <w:pPr>
-        <w:spacing w:after="40"/>
-        <w:ind w:left="576"/>
-      </w:pPr>
-      <w:r>
-        <w:rPr>
-          <w:b/>
-        </w:rPr>
-        <w:t xml:space="preserve">D)  </w:t>
-      </w:r>
-      <w:r>
-        <w:t>Shiny apps cannot be deployed from within R packages</w:t>
+        <w:t>False</w:t>
       </w:r>
     </w:p>
     <w:p/>
@@ -498,22 +428,7 @@
         <w:t xml:space="preserve">Question 4: </w:t>
       </w:r>
       <w:r>
-        <w:t>system.file() resolves the installed location of package files at runtime, which varies by platform, R version, and library path. Hardcoded paths break as soon as the package is installed somewhere other than where you developed it.</w:t>
-      </w:r>
-    </w:p>
-    <w:p>
-      <w:pPr>
-        <w:spacing w:after="160"/>
-      </w:pPr>
-      <w:r>
-        <w:rPr>
-          <w:b/>
-          <w:sz w:val="22"/>
-        </w:rPr>
-        <w:t xml:space="preserve">Question 5: </w:t>
-      </w:r>
-      <w:r>
-        <w:t>B. Deployment servers start with a clean environment and install only what's declared in your package's dependencies. If a package isn't in Imports or Suggests (and properly checked for), the deployed app will fail even though it worked locally.</w:t>
+        <w:t>A (True). system.file() resolves the installed location of package files at runtime, which varies by platform, R version, and library path. Hardcoded paths break as soon as the package is installed somewhere other than where you developed it.</w:t>
       </w:r>
     </w:p>
     <w:sectPr>
